--- a/共有フォルダ整理プログラム_運用マニュアル.docx
+++ b/共有フォルダ整理プログラム_運用マニュアル.docx
@@ -1348,15 +1348,63 @@
     <w:p>
       <w:pPr>
         <w:pStyle w:val="Heading1"/>
+      </w:pPr>
+      <w:r>
+        <w:t>12. 通知・監視の自動化（2026-07-18 追加）</w:t>
+      </w:r>
+    </w:p>
+    <w:p>
+      <w:r>
+        <w:t>検索アプリ(総合検索APP)・LINE WORKS BOT まわりに、以下の自動通知・監視を追加した。スケジュールタスクの正式定義と注意は SCHEDULED_TASKS.md に集約している。</w:t>
+      </w:r>
+    </w:p>
+    <w:p>
+      <w:r>
+        <w:t>・LWあいさつの氏名付与: 朝(LW_Morning_Greeting)・夕(LW_Evening_Reminder)の冒頭に「苗字名前さん、」を付ける。</w:t>
+      </w:r>
+    </w:p>
+    <w:p>
+      <w:r>
+        <w:t>・検索アプリ未利用通知(TSEG_検索アプリ未利用通知): 毎週月曜8:00。先週アプリに未ログインのLWユーザーへLWで通知。氏名→Entra UPN の対応表 name_upn_map.json で突合し、事業所・予定アカウントは除外。</w:t>
+      </w:r>
+    </w:p>
+    <w:p>
+      <w:r>
+        <w:t>・週次利用レポート(TSEG_週次利用レポート): 毎週月曜9:00。検索アプリ＋Teamsの利用状況を集計してCSV出力し、氏名入り要約を6名(山嵜喜隆・小山智樹・昆哲郎・松尾崇・松﨑誠一・山嵜絵里)へLW配信。Teams利用は Graph 利用状況レポート(Reports.Read.All)を使用。</w:t>
+      </w:r>
+    </w:p>
+    <w:p>
+      <w:r>
+        <w:t>・タスク点検通知(TSEG_タスク点検通知): 毎日12:00。重要タスクの前回結果を点検し、失敗・無効化があれば山嵜喜隆へLW通知(check_tasks_notify.py)。旧 CHECK_DAILYRUNS を刷新。</w:t>
+      </w:r>
+    </w:p>
+    <w:p>
+      <w:r>
+        <w:t>・検索アプリ: ログインを Entra ID に一本化(Google認証を廃止)。部品在庫の見積単価を J列 に変更。</w:t>
+      </w:r>
+    </w:p>
+    <w:p>
+      <w:r>
+        <w:t>・デイリーラン安定化: run_lw_logged.ps1 / run_gdx_logged.ps1 のPython起動から -3 を除去(py→python.exe直結環境での「Unknown option: -3」を回避)。</w:t>
+      </w:r>
+    </w:p>
+    <w:p>
+      <w:r>
+        <w:t>・スケジュールタスク運用ルール: PowerShellで %CD% を使わない(展開されず壊れる)、「全タスク一括再作成」を実行しない。正式定義・復旧手順は SCHEDULED_TASKS.md 参照。</w:t>
+      </w:r>
+    </w:p>
+    <w:p>
+      <w:r>
+        <w:t>・フォルダ整理: Y の .env と旧バックアップを削除し README に役割を明記。K 直下の旧 Z_repo/reports/logs を削除。リポジトリの旧レポート・デバッグ生成物を削除し .gitignore を強化。</w:t>
+      </w:r>
+    </w:p>
+    <w:p>
+      <w:pPr>
+        <w:pStyle w:val="Heading1"/>
         <w:spacing w:after="120" w:before="280"/>
       </w:pPr>
       <w:r>
-        <w:rPr>
-          <w:rFonts w:ascii="Yu Gothic" w:cs="Yu Gothic" w:eastAsia="Yu Gothic" w:hAnsi="Yu Gothic"/>
-          <w:b/>
-          <w:bCs/>
-        </w:rPr>
-        <w:t xml:space="preserve">12. 改訂履歴</w:t>
+        <w:t>13. 改訂履歴</w:t>
       </w:r>
     </w:p>
     <w:tbl>
@@ -1520,6 +1568,28 @@
                 <w:color w:val="000000"/>
               </w:rPr>
               <w:t xml:space="preserve">運用実態に合わせて更新(GDX/OTHER 2タスク、対象範囲、命名ルール等)。</w:t>
+            </w:r>
+          </w:p>
+        </w:tc>
+      </w:tr>
+      <w:tr>
+        <w:tc>
+          <w:tcPr>
+            <w:tcW w:type="dxa" w:w="1600"/>
+          </w:tcPr>
+          <w:p>
+            <w:r>
+              <w:t>2026-07-18</w:t>
+            </w:r>
+          </w:p>
+        </w:tc>
+        <w:tc>
+          <w:tcPr>
+            <w:tcW w:type="dxa" w:w="7400"/>
+          </w:tcPr>
+          <w:p>
+            <w:r>
+              <w:t>通知・監視の自動化(未利用通知/週次利用レポート/毎日タスク点検)、LWあいさつ氏名付与、Entra一本化・部品在庫=J列、-3バグ修正、SCHEDULED_TASKS.md追加、K/Y/リポジトリ整理</w:t>
             </w:r>
           </w:p>
         </w:tc>

--- a/共有フォルダ整理プログラム_運用マニュアル.docx
+++ b/共有フォルダ整理プログラム_運用マニュアル.docx
@@ -1396,6 +1396,11 @@
     <w:p>
       <w:r>
         <w:t>・フォルダ整理: Y の .env と旧バックアップを削除し README に役割を明記。K 直下の旧 Z_repo/reports/logs を削除。リポジトリの旧レポート・デバッグ生成物を削除し .gitignore を強化。</w:t>
+      </w:r>
+    </w:p>
+    <w:p>
+      <w:r>
+        <w:t>・ログ一括掃除(TSEG_ログ掃除): 毎日12:30、ノートとデスクトップの両方に設定。cleanup_logs_all.ps1 が実行マシンのローカルリポジトリ＋Y共有のログを保持14日で削除する(デスクトップ実行でK＋Y、ノート実行でノート＋Yをカバー)。従来の check_and_cleanup_logs.ps1(旧CHECK_DAILYRUNS由来)を統合・置換。</w:t>
       </w:r>
     </w:p>
     <w:p>

--- a/共有フォルダ整理プログラム_運用マニュアル.docx
+++ b/共有フォルダ整理プログラム_運用マニュアル.docx
@@ -1161,7 +1161,7 @@
         <w:rPr>
           <w:rFonts w:ascii="Yu Gothic" w:cs="Yu Gothic" w:eastAsia="Yu Gothic" w:hAnsi="Yu Gothic"/>
         </w:rPr>
-        <w:t xml:space="preserve">検索アプリ(総合検索APP)と受信Botは Azure へ GitHub Actions で自動デプロイ(concurrency で二重デプロイの409を防止)。</w:t>
+        <w:t>検索アプリ(TSEG WORKS)と受信Botは Azure へ GitHub Actions で自動デプロイ(concurrency で二重デプロイの409を防止)。</w:t>
       </w:r>
     </w:p>
     <w:p>
@@ -1355,7 +1355,7 @@
     </w:p>
     <w:p>
       <w:r>
-        <w:t>検索アプリ(総合検索APP)・LINE WORKS BOT まわりに、以下の自動通知・監視を追加した。スケジュールタスクの正式定義と注意は SCHEDULED_TASKS.md に集約している。</w:t>
+        <w:t>検索アプリ(TSEG WORKS)・LINE WORKS BOT まわりに、以下の自動通知・監視を追加した。スケジュールタスクの正式定義と注意は SCHEDULED_TASKS.md に集約している。</w:t>
       </w:r>
     </w:p>
     <w:p>

--- a/共有フォルダ整理プログラム_運用マニュアル.docx
+++ b/共有フォルダ整理プログラム_運用マニュアル.docx
@@ -85,6 +85,71 @@
     <w:p>
       <w:r>
         <w:br w:type="page"/>
+      </w:r>
+    </w:p>
+    <w:p>
+      <w:r>
+        <w:t>1. 目的</w:t>
+      </w:r>
+    </w:p>
+    <w:p>
+      <w:r>
+        <w:t>2. デイリータスク</w:t>
+      </w:r>
+    </w:p>
+    <w:p>
+      <w:r>
+        <w:t>3. 処理対象範囲</w:t>
+      </w:r>
+    </w:p>
+    <w:p>
+      <w:r>
+        <w:t>4. 取り込みとマスタ補正（4-1 Google Driveからの取り込み ／ 4-2 工番マスタによる補正）</w:t>
+      </w:r>
+    </w:p>
+    <w:p>
+      <w:r>
+        <w:t>5. 91_工番別実績写真・動画 の整理（5-1 投入 ／ 5-2 B1〜B4分類 ／ 5-3 メディアのリネーム）</w:t>
+      </w:r>
+    </w:p>
+    <w:p>
+      <w:r>
+        <w:t>6. 画像・動画処理</w:t>
+      </w:r>
+    </w:p>
+    <w:p>
+      <w:r>
+        <w:t>7. B4運用・掃除</w:t>
+      </w:r>
+    </w:p>
+    <w:p>
+      <w:r>
+        <w:t>8. 命名ルール（最低条件）</w:t>
+      </w:r>
+    </w:p>
+    <w:p>
+      <w:r>
+        <w:t>9. 運用ポリシー</w:t>
+      </w:r>
+    </w:p>
+    <w:p>
+      <w:r>
+        <w:t>10. 日次確認</w:t>
+      </w:r>
+    </w:p>
+    <w:p>
+      <w:r>
+        <w:t>11. 障害対処</w:t>
+      </w:r>
+    </w:p>
+    <w:p>
+      <w:r>
+        <w:t>12. 通知・監視の自動化（2026-07-18 追加）</w:t>
+      </w:r>
+    </w:p>
+    <w:p>
+      <w:r>
+        <w:t>13. 改訂履歴</w:t>
       </w:r>
     </w:p>
     <w:p>

--- a/共有フォルダ整理プログラム_運用マニュアル.docx
+++ b/共有フォルダ整理プログラム_運用マニュアル.docx
@@ -84,72 +84,72 @@
     </w:sdt>
     <w:p>
       <w:r>
+        <w:t>1. 目的</w:t>
+      </w:r>
+    </w:p>
+    <w:p>
+      <w:r>
+        <w:t>2. デイリータスク</w:t>
+      </w:r>
+    </w:p>
+    <w:p>
+      <w:r>
+        <w:t>3. 処理対象範囲</w:t>
+      </w:r>
+    </w:p>
+    <w:p>
+      <w:r>
+        <w:t>4. 取り込みとマスタ補正（4-1 Google Driveからの取り込み ／ 4-2 工番マスタによる補正）</w:t>
+      </w:r>
+    </w:p>
+    <w:p>
+      <w:r>
+        <w:t>5. 91_工番別実績写真・動画 の整理（5-1 投入 ／ 5-2 B1〜B4分類 ／ 5-3 メディアのリネーム）</w:t>
+      </w:r>
+    </w:p>
+    <w:p>
+      <w:r>
+        <w:t>6. 画像・動画処理</w:t>
+      </w:r>
+    </w:p>
+    <w:p>
+      <w:r>
+        <w:t>7. B4運用・掃除</w:t>
+      </w:r>
+    </w:p>
+    <w:p>
+      <w:r>
+        <w:t>8. 命名ルール（最低条件）</w:t>
+      </w:r>
+    </w:p>
+    <w:p>
+      <w:r>
+        <w:t>9. 運用ポリシー</w:t>
+      </w:r>
+    </w:p>
+    <w:p>
+      <w:r>
+        <w:t>10. 日次確認</w:t>
+      </w:r>
+    </w:p>
+    <w:p>
+      <w:r>
+        <w:t>11. 障害対処</w:t>
+      </w:r>
+    </w:p>
+    <w:p>
+      <w:r>
+        <w:t>12. 通知・監視の自動化（2026-07-18 追加）</w:t>
+      </w:r>
+    </w:p>
+    <w:p>
+      <w:r>
+        <w:t>13. 改訂履歴</w:t>
+      </w:r>
+    </w:p>
+    <w:p>
+      <w:r>
         <w:br w:type="page"/>
-      </w:r>
-    </w:p>
-    <w:p>
-      <w:r>
-        <w:t>1. 目的</w:t>
-      </w:r>
-    </w:p>
-    <w:p>
-      <w:r>
-        <w:t>2. デイリータスク</w:t>
-      </w:r>
-    </w:p>
-    <w:p>
-      <w:r>
-        <w:t>3. 処理対象範囲</w:t>
-      </w:r>
-    </w:p>
-    <w:p>
-      <w:r>
-        <w:t>4. 取り込みとマスタ補正（4-1 Google Driveからの取り込み ／ 4-2 工番マスタによる補正）</w:t>
-      </w:r>
-    </w:p>
-    <w:p>
-      <w:r>
-        <w:t>5. 91_工番別実績写真・動画 の整理（5-1 投入 ／ 5-2 B1〜B4分類 ／ 5-3 メディアのリネーム）</w:t>
-      </w:r>
-    </w:p>
-    <w:p>
-      <w:r>
-        <w:t>6. 画像・動画処理</w:t>
-      </w:r>
-    </w:p>
-    <w:p>
-      <w:r>
-        <w:t>7. B4運用・掃除</w:t>
-      </w:r>
-    </w:p>
-    <w:p>
-      <w:r>
-        <w:t>8. 命名ルール（最低条件）</w:t>
-      </w:r>
-    </w:p>
-    <w:p>
-      <w:r>
-        <w:t>9. 運用ポリシー</w:t>
-      </w:r>
-    </w:p>
-    <w:p>
-      <w:r>
-        <w:t>10. 日次確認</w:t>
-      </w:r>
-    </w:p>
-    <w:p>
-      <w:r>
-        <w:t>11. 障害対処</w:t>
-      </w:r>
-    </w:p>
-    <w:p>
-      <w:r>
-        <w:t>12. 通知・監視の自動化（2026-07-18 追加）</w:t>
-      </w:r>
-    </w:p>
-    <w:p>
-      <w:r>
-        <w:t>13. 改訂履歴</w:t>
       </w:r>
     </w:p>
     <w:p>

--- a/共有フォルダ整理プログラム_運用マニュアル.docx
+++ b/共有フォルダ整理プログラム_運用マニュアル.docx
@@ -140,6 +140,31 @@
     <w:p>
       <w:r>
         <w:t>12. 通知・監視の自動化（2026-07-18 追加）</w:t>
+      </w:r>
+    </w:p>
+    <w:p>
+      <w:r>
+        <w:t>・マスタ更新の方針: 元CSV（工事一覧表・発注者一覧表）は T-NEXUS から手動で出力し _GDExtraction に置く。その先（工番マスタ・検索インデックス・部品在庫・工具リスト）は毎晩0:00のデイリーランで自動更新される。</w:t>
+      </w:r>
+    </w:p>
+    <w:p>
+      <w:r>
+        <w:t>・マスタCSV鮮度チェック(TSEG_マスタCSV鮮度チェック): 毎週土曜9:00。元CSVが14日以上古ければ 山嵜喜隆・山嵜絵里へLW通知（check_master_csv.py）。T-NEXUSからの自動供給が始まれば廃止してよい。</w:t>
+      </w:r>
+    </w:p>
+    <w:p>
+      <w:r>
+        <w:t>・顧客検索: 発注者一覧表と注文者コードで結合し、正式名称・住所・TELを表示（旧「納入先検索」から改称）。</w:t>
+      </w:r>
+    </w:p>
+    <w:p>
+      <w:r>
+        <w:t>・動治工具・測定具・消耗品検索: 寄居・綾瀬の工具リストを拠点/カテゴリで絞り込み検索。</w:t>
+      </w:r>
+    </w:p>
+    <w:p>
+      <w:r>
+        <w:t>・持ち出し防止: 部品在庫から仕入先を除外し、表のCSVダウンロード機能もアプリ全体で無効化。</w:t>
       </w:r>
     </w:p>
     <w:p>
@@ -1660,6 +1685,28 @@
           <w:p>
             <w:r>
               <w:t>通知・監視の自動化(未利用通知/週次利用レポート/毎日タスク点検)、LWあいさつ氏名付与、Entra一本化・部品在庫=J列、-3バグ修正、SCHEDULED_TASKS.md追加、K/Y/リポジトリ整理</w:t>
+            </w:r>
+          </w:p>
+        </w:tc>
+      </w:tr>
+      <w:tr>
+        <w:tc>
+          <w:tcPr>
+            <w:tcW w:type="dxa" w:w="1600"/>
+          </w:tcPr>
+          <w:p>
+            <w:r>
+              <w:t>2026-07-19</w:t>
+            </w:r>
+          </w:p>
+        </w:tc>
+        <w:tc>
+          <w:tcPr>
+            <w:tcW w:type="dxa" w:w="7400"/>
+          </w:tcPr>
+          <w:p>
+            <w:r>
+              <w:t>顧客検索に改称し正式名称・住所を表示／動治工具・測定具・消耗品検索を新設／部品在庫の仕入先除外・CSV出力無効化／在庫・工具のエクスポートをデイリーランへ組込／マスタCSV鮮度チェック(週次)を追加</w:t>
             </w:r>
           </w:p>
         </w:tc>
